--- a/resources/work-order-template-kompally.docx
+++ b/resources/work-order-template-kompally.docx
@@ -18,7 +18,7 @@
           <w:sz w:val="40"/>
           <w:szCs w:val="40"/>
         </w:rPr>
-        <w:t>CYBERABAD MUNICIPAL CORPORATION</w:t>
+        <w:t>{{Corp Full Caps}}</w:t>
       </w:r>
     </w:p>
     <w:p>
@@ -126,7 +126,7 @@
           <w:szCs w:val="22"/>
           <w:u w:val="single"/>
         </w:rPr>
-        <w:t xml:space="preserve">{{CNO}}/{{ZoneAbbr}}/CMC/{{Financialyear}}Dated:{{Agreement date}}</w:t>
+        <w:t xml:space="preserve">{{CNO}}/{{ZoneAbbr}}/{{Corporation}}/{{Financialyear}}Dated:{{Agreement date}}</w:t>
       </w:r>
       <w:r>
         <w:rPr>
@@ -428,7 +428,7 @@
           <w:rFonts w:ascii="Book Antiqua" w:hAnsi="Book Antiqua"/>
           <w:bCs/>
         </w:rPr>
-        <w:t>CMC</w:t>
+        <w:t>{{Corporation}}</w:t>
       </w:r>
       <w:r>
         <w:rPr>
